--- a/fichas/lengua/soluciones_lengua_poesia_5.docx
+++ b/fichas/lengua/soluciones_lengua_poesia_5.docx
@@ -202,6 +202,255 @@
           <w:sz w:val="22"/>
         </w:rPr>
         <w:t>el sol se esconde despacio / y el cielo se tiñe de rojo → El sol se esconde despacio / Y el cielo se tiñe de rojo</w:t>
+      </w:r>
+    </w:p>
+    <w:p>
+      <w:pPr>
+        <w:spacing w:after="40"/>
+      </w:pPr>
+    </w:p>
+    <w:tbl>
+      <w:tblPr>
+        <w:tblW w:type="auto" w:w="0"/>
+        <w:jc w:val="left"/>
+        <w:tblLayout w:type="fixed"/>
+        <w:tblLook w:firstColumn="1" w:firstRow="1" w:lastColumn="0" w:lastRow="0" w:noHBand="0" w:noVBand="1" w:val="04A0"/>
+        <w:tblLayout w:type="fixed"/>
+        <w:tblW w:w="10034" w:type="dxa"/>
+        <w:tblInd w:w="0" w:type="dxa"/>
+      </w:tblPr>
+      <w:tblGrid>
+        <w:gridCol w:w="10092"/>
+      </w:tblGrid>
+      <w:tr>
+        <w:tc>
+          <w:tcPr>
+            <w:tcW w:type="dxa" w:w="10035"/>
+            <w:shd w:val="clear" w:color="auto" w:fill="595959"/>
+            <w:tcBorders>
+              <w:top w:val="single" w:sz="4" w:space="0" w:color="595959"/>
+              <w:left w:val="single" w:sz="4" w:space="0" w:color="595959"/>
+              <w:bottom w:val="single" w:sz="4" w:space="0" w:color="595959"/>
+              <w:right w:val="single" w:sz="4" w:space="0" w:color="595959"/>
+            </w:tcBorders>
+          </w:tcPr>
+          <w:p>
+            <w:pPr>
+              <w:spacing w:before="60" w:after="60"/>
+            </w:pPr>
+            <w:r>
+              <w:rPr>
+                <w:b/>
+                <w:color w:val="FFFFFF"/>
+                <w:sz w:val="25"/>
+              </w:rPr>
+              <w:t>4. Verdadero o falso</w:t>
+            </w:r>
+          </w:p>
+        </w:tc>
+      </w:tr>
+    </w:tbl>
+    <w:p>
+      <w:pPr>
+        <w:spacing w:after="40"/>
+      </w:pPr>
+    </w:p>
+    <w:p>
+      <w:pPr>
+        <w:spacing w:after="120"/>
+      </w:pPr>
+      <w:r>
+        <w:rPr>
+          <w:sz w:val="22"/>
+        </w:rPr>
+        <w:t xml:space="preserve">1. La poesía se organiza en versos y estrofas. → Verdadero</w:t>
+      </w:r>
+    </w:p>
+    <w:p>
+      <w:pPr>
+        <w:spacing w:after="120"/>
+      </w:pPr>
+      <w:r>
+        <w:rPr>
+          <w:sz w:val="22"/>
+        </w:rPr>
+        <w:t xml:space="preserve">2. El haiku es un poema largo de origen español. → Falso</w:t>
+      </w:r>
+    </w:p>
+    <w:p>
+      <w:pPr>
+        <w:spacing w:after="120"/>
+      </w:pPr>
+      <w:r>
+        <w:rPr>
+          <w:sz w:val="22"/>
+        </w:rPr>
+        <w:t xml:space="preserve">3. La rima aparece a menudo en los poemas. → Verdadero</w:t>
+      </w:r>
+    </w:p>
+    <w:p>
+      <w:pPr>
+        <w:spacing w:after="120"/>
+      </w:pPr>
+      <w:r>
+        <w:rPr>
+          <w:sz w:val="22"/>
+        </w:rPr>
+        <w:t xml:space="preserve">4. La metáfora es un recurso literario. → Verdadero</w:t>
+      </w:r>
+    </w:p>
+    <w:p>
+      <w:pPr>
+        <w:spacing w:after="120"/>
+      </w:pPr>
+      <w:r>
+        <w:rPr>
+          <w:sz w:val="22"/>
+        </w:rPr>
+        <w:t xml:space="preserve">5. La personificación da cualidades humanas a cosas o animales. → Verdadero</w:t>
+      </w:r>
+    </w:p>
+    <w:p>
+      <w:pPr>
+        <w:spacing w:after="120"/>
+      </w:pPr>
+      <w:r>
+        <w:rPr>
+          <w:sz w:val="22"/>
+        </w:rPr>
+        <w:t xml:space="preserve">6. La hipérbole consiste en quitar importancia a lo que se dice. → Falso</w:t>
+      </w:r>
+    </w:p>
+    <w:p>
+      <w:pPr>
+        <w:spacing w:after="120"/>
+      </w:pPr>
+      <w:r>
+        <w:rPr>
+          <w:sz w:val="22"/>
+        </w:rPr>
+        <w:t xml:space="preserve">7. Los recursos literarios hacen el lenguaje más expresivo. → Verdadero</w:t>
+      </w:r>
+    </w:p>
+    <w:p>
+      <w:pPr>
+        <w:spacing w:after="120"/>
+      </w:pPr>
+      <w:r>
+        <w:rPr>
+          <w:sz w:val="22"/>
+        </w:rPr>
+        <w:t xml:space="preserve">8. Un poema nunca puede tener estrofas de distinto tamaño. → Falso</w:t>
+      </w:r>
+    </w:p>
+    <w:p>
+      <w:pPr>
+        <w:spacing w:after="120"/>
+      </w:pPr>
+      <w:r>
+        <w:rPr>
+          <w:sz w:val="22"/>
+        </w:rPr>
+        <w:t xml:space="preserve">9. Un verso es cada línea de un poema. → Verdadero</w:t>
+      </w:r>
+    </w:p>
+    <w:p>
+      <w:pPr>
+        <w:spacing w:after="120"/>
+      </w:pPr>
+      <w:r>
+        <w:rPr>
+          <w:sz w:val="22"/>
+        </w:rPr>
+        <w:t xml:space="preserve">10. Una estrofa agrupa varios versos. → Verdadero</w:t>
+      </w:r>
+    </w:p>
+    <w:p>
+      <w:pPr>
+        <w:spacing w:after="120"/>
+      </w:pPr>
+      <w:r>
+        <w:rPr>
+          <w:sz w:val="22"/>
+        </w:rPr>
+        <w:t xml:space="preserve">11. La rima consonante repite todos los sonidos a partir de la vocal tónica. → Verdadero</w:t>
+      </w:r>
+    </w:p>
+    <w:p>
+      <w:pPr>
+        <w:spacing w:after="120"/>
+      </w:pPr>
+      <w:r>
+        <w:rPr>
+          <w:sz w:val="22"/>
+        </w:rPr>
+        <w:t xml:space="preserve">12. El haiku tiene un número fijo de sílabas por verso. → Verdadero</w:t>
+      </w:r>
+    </w:p>
+    <w:p>
+      <w:pPr>
+        <w:spacing w:after="120"/>
+      </w:pPr>
+      <w:r>
+        <w:rPr>
+          <w:sz w:val="22"/>
+        </w:rPr>
+        <w:t xml:space="preserve">13. La comparación usa "como" para relacionar dos cosas. → Verdadero</w:t>
+      </w:r>
+    </w:p>
+    <w:p>
+      <w:pPr>
+        <w:spacing w:after="120"/>
+      </w:pPr>
+      <w:r>
+        <w:rPr>
+          <w:sz w:val="22"/>
+        </w:rPr>
+        <w:t xml:space="preserve">14. Todos los poemas riman obligatoriamente. → Falso</w:t>
+      </w:r>
+    </w:p>
+    <w:p>
+      <w:pPr>
+        <w:spacing w:after="120"/>
+      </w:pPr>
+      <w:r>
+        <w:rPr>
+          <w:sz w:val="22"/>
+        </w:rPr>
+        <w:t xml:space="preserve">15. La personificación y la metáfora son ejemplos de recursos literarios. → Verdadero</w:t>
+      </w:r>
+    </w:p>
+    <w:p>
+      <w:pPr>
+        <w:spacing w:after="120"/>
+      </w:pPr>
+      <w:r>
+        <w:rPr>
+          <w:sz w:val="22"/>
+        </w:rPr>
+        <w:t xml:space="preserve">16. Los recursos literarios aparecen también fuera de la poesía. → Verdadero</w:t>
+      </w:r>
+    </w:p>
+    <w:p>
+      <w:pPr>
+        <w:spacing w:after="120"/>
+      </w:pPr>
+      <w:r>
+        <w:rPr>
+          <w:sz w:val="22"/>
+        </w:rPr>
+        <w:t xml:space="preserve">17. En un haiku no se necesita seguir ninguna estructura. → Falso</w:t>
+      </w:r>
+    </w:p>
+    <w:p>
+      <w:pPr>
+        <w:spacing w:after="120"/>
+      </w:pPr>
+      <w:r>
+        <w:rPr>
+          <w:sz w:val="22"/>
+        </w:rPr>
+        <w:t xml:space="preserve">18. Analizar los recursos literarios ayuda a comprender mejor un poema. → Verdadero</w:t>
       </w:r>
     </w:p>
     <w:sectPr>
